--- a/press/downloads/fr/Hybrid-Press-Release-fr.docx
+++ b/press/downloads/fr/Hybrid-Press-Release-fr.docx
@@ -438,7 +438,7 @@
         </w:rPr>
         <w:t xml:space="preserve">Hybrid est disponible sur le </w:t>
       </w:r>
-      <w:hyperlink w:history="1" r:id="rIdrp0cntukc-p0iv9entulo">
+      <w:hyperlink w:history="1" r:id="rIdeewdatkkksfd0vspz4lln">
         <w:r>
           <w:rPr>
             <w:rFonts w:ascii="Calibri" w:cs="Calibri" w:eastAsia="Calibri" w:hAnsi="Calibri"/>
@@ -499,7 +499,7 @@
         </w:rPr>
         <w:t xml:space="preserve">. Sans abonnement, Hybrid reste une liseuse de documents Markdown. L'app fonctionne sous macOS 13 (Ventura) ou ultérieur, sur Apple Silicon comme Intel, et existe en neuf langues : allemand, anglais, français, espagnol, italien, portugais, néerlandais, japonais et chinois simplifié. Une version pour iPhone et iPad est en préparation ; la bêta publique via TestFlight d'Apple a déjà commencé. Qui veut écrire en avant-première et donner son avis peut participer gratuitement : </w:t>
       </w:r>
-      <w:hyperlink w:history="1" r:id="rIdsyioyeloua8pig1o-qxl5">
+      <w:hyperlink w:history="1" r:id="rIdvk46uh5sxsgoa9xmfd1ya">
         <w:r>
           <w:rPr>
             <w:rFonts w:ascii="Calibri" w:cs="Calibri" w:eastAsia="Calibri" w:hAnsi="Calibri"/>
@@ -596,7 +596,7 @@
         </w:rPr>
         <w:t xml:space="preserve">E-Mail: </w:t>
       </w:r>
-      <w:hyperlink w:history="1" r:id="rIdmnrfgweudg-7j2xud4swy">
+      <w:hyperlink w:history="1" r:id="rIdbogw2s5w6jamt4w3yubt6">
         <w:r>
           <w:rPr>
             <w:rFonts w:ascii="Calibri" w:cs="Calibri" w:eastAsia="Calibri" w:hAnsi="Calibri"/>
@@ -622,7 +622,7 @@
         </w:rPr>
         <w:t xml:space="preserve">Web: </w:t>
       </w:r>
-      <w:hyperlink w:history="1" r:id="rIdovyhwphay9r8ba-g1eqaf">
+      <w:hyperlink w:history="1" r:id="rIdog5oudaepdcweqgbeis3w">
         <w:r>
           <w:rPr>
             <w:rFonts w:ascii="Calibri" w:cs="Calibri" w:eastAsia="Calibri" w:hAnsi="Calibri"/>
@@ -632,6 +632,32 @@
             <w:u w:val="single"/>
           </w:rPr>
           <w:t xml:space="preserve">hybrid-editor.com</w:t>
+        </w:r>
+      </w:hyperlink>
+    </w:p>
+    <w:p>
+      <w:pPr>
+        <w:spacing w:after="200" w:line="276"/>
+      </w:pPr>
+      <w:r>
+        <w:rPr>
+          <w:rFonts w:ascii="Calibri" w:cs="Calibri" w:eastAsia="Calibri" w:hAnsi="Calibri"/>
+          <w:color w:val="292423"/>
+          <w:sz w:val="22"/>
+          <w:szCs w:val="22"/>
+        </w:rPr>
+        <w:t xml:space="preserve">Des captures d'écran en haute résolution (qualité impression) et optimisées pour le web sont disponibles au téléchargement sur le site : </w:t>
+      </w:r>
+      <w:hyperlink w:history="1" r:id="rIdjhrsmzvzaapoprwi5_ncr">
+        <w:r>
+          <w:rPr>
+            <w:rFonts w:ascii="Calibri" w:cs="Calibri" w:eastAsia="Calibri" w:hAnsi="Calibri"/>
+            <w:color w:val="B45208"/>
+            <w:sz w:val="22"/>
+            <w:szCs w:val="22"/>
+            <w:u w:val="single"/>
+          </w:rPr>
+          <w:t xml:space="preserve">hybrid-editor.com/fr/press/hybrid-1-0/</w:t>
         </w:r>
       </w:hyperlink>
     </w:p>
